--- a/manuscript_paper2_인문사회과학연구.docx
+++ b/manuscript_paper2_인문사회과학연구.docx
@@ -143,7 +143,7 @@
         <w:t xml:space="preserve"> </w:t>
       </w:r>
       <w:r>
-        <w:t xml:space="preserve">토픽으로 분류된 KCI 학술논문 186편을 전수 대상으로, 학문분야에 따라 국제정치이론 프레임(현실주의·자유주의·구성주의)이 어떻게 달라지는지 비교하였다. 프레임 판정에는 사람 코더 대신 대규모 언어모델(LLM)을 분류 도구로 사용하는 자동 내용분석을 적용하고, 반복 분류와 두 가지 프롬프트 변형으로 안정성을 점검하였다. 분석 결과 같은 토픽이라도 분야에 따라 접근이 뚜렷이 달랐다. 정치외교학(73%)·지역학(72%)·군사학(86%)·정책학(91%)은 현실주의 프레임이 우세한 반면, 법학은 제도·규범을 강조하는 자유주의 프레임이 가장 많았고(46%) 현실주의는 29%에 그쳤다. 교육학은 대부분(90%) 어느 프레임에도 해당하지 않았다. 분야와 프레임의 연관 강도는 Cramér’s V=0.39였다. 이러한 큰 방향은 분류 설정과 무관하게 유지되었으나 분야별 세부 비율, 특히 구성주의 비중은 설정에 민감하였다. 반복 분류의 일치도는 κ=0.81, 정의문 변경 시 κ=0.72였고 연구자 확정 라벨과의 일치는 제한적이었다. 본 연구는 AI 거버넌스 담론이 분야별로 다른 문제틀 위에서 전개됨을 보이고, LLM 기반 프레임 분류의 가능성과 한계를 함께 제시한다.</w:t>
+        <w:t xml:space="preserve">토픽으로 분류된 KCI 학술논문 186편을 전수 대상으로, 학문분야에 따라 국제정치이론 프레임(현실주의·자유주의·구성주의)이 어떻게 달라지는지 비교하였다. 프레임 판정에는 사람 코더 대신 대규모 언어모델(LLM)을 분류 도구로 사용하는 자동 내용분석을 적용하고, 반복 분류와 두 가지 프롬프트 변형으로 안정성을 점검하였다. 분석 결과 같은 토픽이라도 분야에 따라 접근이 뚜렷이 달랐다. 정치외교학(73%)·지역학(72%)·군사학(86%)·정책학(91%)은 현실주의 프레임이 우세한 반면, 법학은 제도·규범을 강조하는 자유주의 프레임이 가장 많았고(46%) 현실주의는 29%에 그쳤다. 교육학은 대부분(90%) 어느 프레임에도 해당하지 않았다. 분야와 프레임의 연관 강도는 Cramér’s V=0.39였다. 이러한 큰 방향은 분류 설정과 무관하게 유지되었으나 분야별 세부 비율, 특히 구성주의 비중은 설정에 민감하였다. 반복 분류의 일치도는 κ=0.81, 정의문 변경 시 κ=0.72였고 연구자의 독립 코딩과의 일치는 중등도에서 상당한 수준(κ=0.67)이었다. 본 연구는 AI 거버넌스 담론이 분야별로 다른 문제틀 위에서 전개됨을 보이고, LLM 기반 프레임 분류의 가능성과 한계를 함께 제시한다.</w:t>
       </w:r>
     </w:p>
     <w:p>
@@ -194,7 +194,7 @@
         <w:t xml:space="preserve"> </w:t>
       </w:r>
       <w:r>
-        <w:t xml:space="preserve">topic of AI governance, this study compares how academic disciplines frame the same issue through realist, liberal, and constructivist perspectives. Frames were coded by a large language model (LLM) as an automated content-analysis tool, and stability was checked by a blind repeat and two prompt variations. Disciplines differed markedly: realism dominated political science/diplomacy (73%), area studies (72%), military studies (86%), and policy studies (91%), while law favored a liberal, rules-and-institutions frame (46%) over realism (29%); most education papers (90%) fit none of the frames. Association between discipline and frame was moderate (Cramér’s V = 0.39). The broad pattern held across all classification settings, but disciplinary percentages, particularly for constructivism, were sensitive to prompt wording (repeat κ = 0.81; reworded definitions κ = 0.72), and agreement with researcher-confirmed labels was limited. The study shows that AI governance discourse is built on different problem frames across disciplines and reports both the promise and limits of LLM-based frame classification.</w:t>
+        <w:t xml:space="preserve">topic of AI governance, this study compares how academic disciplines frame the same issue through realist, liberal, and constructivist perspectives. Frames were coded by a large language model (LLM) as an automated content-analysis tool, and stability was checked by a blind repeat and two prompt variations. Disciplines differed markedly: realism dominated political science/diplomacy (73%), area studies (72%), military studies (86%), and policy studies (91%), while law favored a liberal, rules-and-institutions frame (46%) over realism (29%); most education papers (90%) fit none of the frames. Association between discipline and frame was moderate (Cramér’s V = 0.39). The broad pattern held across all classification settings, but disciplinary percentages, particularly for constructivism, were sensitive to prompt wording (repeat κ = 0.81; reworded definitions κ = 0.72), and agreement with the researcher’s independent coding of 50 papers was substantial (κ = 0.67). The study shows that AI governance discourse is built on different problem frames across disciplines and reports both the promise and limits of LLM-based frame classification.</w:t>
       </w:r>
     </w:p>
     <w:p>
@@ -490,7 +490,7 @@
         <w:pStyle w:val="FirstParagraph"/>
       </w:pPr>
       <w:r>
-        <w:t xml:space="preserve">사람 코딩을 하지 않으므로 다음 세 가지로 분류의 신뢰성을 점검하였다. 첫째, 이전 라벨을 보지 않은 독립 LLM 인스턴스로 같은 코드북과 입력으로 재분류하였다(독립 반복). 둘째, 초록을 잘라내지 않고 전체를 제공하였다. 셋째, 코드북 없이 새로 작성한 짧은 정의문만 제공하였다. 일치도는 일치율과 Cohen’s κ(Cohen, 1960)로 보고하며 해석은 Landis와 Koch(1977)의 구간을 참고한다. 이 점검은 같은 계열 모델 간의 안정성(신뢰도)을 보여줄 뿐 타당도를 보증하지 않는다. 타당도의 외부 기준은 연구자 확정 라벨 10편뿐이며 표본이 작다.</w:t>
+        <w:t xml:space="preserve">사람 코딩을 하지 않으므로 다음 세 가지로 분류의 신뢰성을 점검하였다. 첫째, 이전 라벨을 보지 않은 독립 LLM 인스턴스로 같은 코드북과 입력으로 재분류하였다(독립 반복). 둘째, 초록을 잘라내지 않고 전체를 제공하였다. 셋째, 코드북 없이 새로 작성한 짧은 정의문만 제공하였다. 일치도는 일치율과 Cohen’s κ(Cohen, 1960)로 보고하며 해석은 Landis와 Koch(1977)의 구간을 참고한다. 이 점검은 같은 계열 모델 간의 안정성(신뢰도)을 보여줄 뿐 타당도를 보증하지 않는다. 타당도의 외부 기준으로, 연구자가 LLM 분류를 보지 않은 채 독립적으로 코딩한 50편(LLM 1차 분류별 층화 추출: 현실 20, 자유 10, 구성 10, 해당없음 10)과 비교하였다. 50편은 연구자 확정 10편과 겹치지 않으며 표본이 작다. 층화가 LLM 라벨 기준이므로 전체 일치율은 층 크기(176편 중 현실 98, 자유 27, 구성 27, 해당없음 23)로 가중해 추정하고, 신뢰구간은 부트스트랩(2,000회)으로 구하였다.</w:t>
       </w:r>
     </w:p>
     <w:bookmarkEnd w:id="30"/>
@@ -1890,7 +1890,7 @@
         <w:t xml:space="preserve"> </w:t>
       </w:r>
       <w:r>
-        <w:t xml:space="preserve">65.2%였다. 연구자가 직접 확정한 10편과의 일치는 독립 반복 6편, 초록 전체 제공 7편, 정의문 변경 6편이었다.</w:t>
+        <w:t xml:space="preserve">65.2%였다. 사람 기준과의 대조에서는, 연구자가 독립 코딩한 50편과 LLM 1차 분류의 일치율이 76.0%, κ = 0.67(95% 부트스트랩 구간 0.50–0.82)이었다. LLM 라벨의 층 크기로 가중한 일치율은 77.1%(0.65–0.89)였다. 같은 50편에서 다른 설정의 일치는 독립 반복 0.82(κ 0.75), 초록 전체 제공 0.90(κ 0.86), 정의문 변경 0.70(κ 0.60)이었다. 불일치 12편 가운데 연구자가 ’구성’으로 판정했으나 LLM이 다른 프레임(자유 1, 해당없음 2, 현실 2)으로 분류한 경우가 5편, 반대로 LLM이 ’구성’으로 분류했으나 연구자는 다르게 판정한 경우가 2편이었다. 분야별로는 정치외교 12편 중 11편(92%)이 일치한 반면 법학은 7편 중 4편(57%), 정책학은 4편 중 2편(50%)이었고, 분야별 표본이 작아 참고용이다. 연구자 확정 10편과의 일치는 별도로 독립 반복 6편, 초록 전체 제공 7편, 정의문 변경 6편이었다.</w:t>
       </w:r>
     </w:p>
     <w:bookmarkEnd w:id="38"/>
@@ -1912,7 +1912,7 @@
         <w:pStyle w:val="Compact"/>
       </w:pPr>
       <w:r>
-        <w:t xml:space="preserve">사람 코더의 기준과 비교한 타당도는 연구자 확정 10편에서 6–7편 일치에 그쳐 충분히 입증되지 않았다.</w:t>
+        <w:t xml:space="preserve">사람 기준과의 타당도는 단일 코더 50편에서 κ=0.67(구간 0.50–0.82)로 확인되었으나 표본이 작고 구간 하한이 낮다.</w:t>
       </w:r>
     </w:p>
     <w:p>
@@ -2050,7 +2050,7 @@
         <w:pStyle w:val="Compact"/>
       </w:pPr>
       <w:r>
-        <w:t xml:space="preserve">연구자 확정 라벨 10편 중 6–7편만 일치하여 사람 기준 타당도는 충분히 입증되지 않았다. 반복 분류는 신뢰도일 뿐 타당도를 보증하지 않으며 체계적 편향은 재현된다.</w:t>
+        <w:t xml:space="preserve">연구자의 독립 코딩 50편과의 일치는 κ=0.67(95% 구간 0.50–0.82)로, 사람 기준 타당도가 어느 정도 확인되었으나 단일 코더, 50편이라는 한계가 있고 구간 하한이 중등도 수준이다. 불일치에서 연구자가 ’구성’으로 보고 LLM이 아니라고 본 경우(5편)가 반대(2편)보다 많아, 구성 비중이 LLM 분류에서 과소추정되었을 가능성이 있으나 표본이 작아 잠정적이다. 반복 분류는 신뢰도일 뿐 타당도를 보증하지 않으며 체계적 편향은 재현된다.</w:t>
       </w:r>
     </w:p>
     <w:p>

--- a/manuscript_paper2_인문사회과학연구.docx
+++ b/manuscript_paper2_인문사회과학연구.docx
@@ -508,7 +508,7 @@
         <w:pStyle w:val="FirstParagraph"/>
       </w:pPr>
       <w:r>
-        <w:t xml:space="preserve">분야 × 프레임 교차표로 분야별 비율을 제시하고, 연관 강도는 Cramér’s V로 나타낸다. 전수 자료이므로 유의성 검정 대신 분야 라벨을 무작위로 섞은 5,000회 참조분포를 비교 지표로 제시한다. 분야별 비율은 1차 분류 값과 네 가지 분류 설정에서의 최소–최대 범위를 함께 보고한다.</w:t>
+        <w:t xml:space="preserve">분야 × 프레임 교차표로 분야별 비율을 제시하고, 연관 강도는 Cramér’s V로 나타낸다. 전수 자료이므로 유의성 검정 대신 분야 라벨을 무작위로 섞은 5,000회 참조분포를 비교 지표로 제시한다. 주 분석은 초록 앞 450자를 입력한 1차 분류 값이며, 초록 전체 제공은 강건성 분석의 한 설정으로 다룬다. 분야별 비율은 1차 분류 값과 1차 분류를 포함한 네 가지 설정(1차, 독립 반복, 초록 전체 제공, 정의문 변경)의 최소–최대 범위를 함께 보고한다. 주 분석 입력을 450자로 둔 것은 분석 설계 단계의 결정이며, 사람 대조 이후에도 바꾸지 않았다.</w:t>
       </w:r>
     </w:p>
     <w:bookmarkEnd w:id="31"/>
@@ -1890,7 +1890,7 @@
         <w:t xml:space="preserve"> </w:t>
       </w:r>
       <w:r>
-        <w:t xml:space="preserve">65.2%였다. 사람 기준과의 대조에서는, 연구자가 독립 코딩한 50편과 LLM 1차 분류의 일치율이 76.0%, κ = 0.67(95% 부트스트랩 구간 0.50–0.82)이었다. LLM 라벨의 층 크기로 가중한 일치율은 77.1%(0.65–0.89)였다. 같은 50편에서 다른 설정의 일치는 독립 반복 0.82(κ 0.75), 초록 전체 제공 0.90(κ 0.86), 정의문 변경 0.70(κ 0.60)이었다. 불일치 12편 가운데 연구자가 ’구성’으로 판정했으나 LLM이 다른 프레임(자유 1, 해당없음 2, 현실 2)으로 분류한 경우가 5편, 반대로 LLM이 ’구성’으로 분류했으나 연구자는 다르게 판정한 경우가 2편이었다. 분야별로는 정치외교 12편 중 11편(92%)이 일치한 반면 법학은 7편 중 4편(57%), 정책학은 4편 중 2편(50%)이었고, 분야별 표본이 작아 참고용이다. 연구자 확정 10편과의 일치는 별도로 독립 반복 6편, 초록 전체 제공 7편, 정의문 변경 6편이었다.</w:t>
+        <w:t xml:space="preserve">65.2%였다. 사람 기준과의 대조에서는, 연구자가 독립 코딩한 50편과 LLM 1차 분류의 일치율이 76.0%, κ = 0.67(95% 부트스트랩 구간 0.50–0.82)이었다. LLM 라벨의 층 크기로 가중한 일치율은 77.1%(0.65–0.89)였다. 같은 50편에서 다른 설정의 일치는 독립 반복 0.82(κ 0.75), 초록 전체 제공 0.90(κ 0.86; 강건성 설정이며 주 분석값은 아님), 정의문 변경 0.70(κ 0.60)이었다. 불일치 12편 가운데 연구자가 ’구성’으로 판정했으나 LLM이 다른 프레임(자유 1, 해당없음 2, 현실 2)으로 분류한 경우가 5편, 반대로 LLM이 ’구성’으로 분류했으나 연구자는 다르게 판정한 경우가 2편이었다. 분야별로는 정치외교 12편 중 11편(92%)이 일치한 반면 법학은 7편 중 4편(57%), 정책학은 4편 중 2편(50%)이었고, 분야별 표본이 작아 참고용이다. 연구자 확정 10편과의 일치는 별도로 독립 반복 6편, 초록 전체 제공 7편, 정의문 변경 6편이었다.</w:t>
       </w:r>
     </w:p>
     <w:bookmarkEnd w:id="38"/>
@@ -1909,10 +1909,9 @@
           <w:ilvl w:val="0"/>
           <w:numId w:val="1002"/>
         </w:numPr>
-        <w:pStyle w:val="Compact"/>
-      </w:pPr>
-      <w:r>
-        <w:t xml:space="preserve">사람 기준과의 타당도는 단일 코더 50편에서 κ=0.67(구간 0.50–0.82)로 확인되었으나 표본이 작고 구간 하한이 낮다.</w:t>
+      </w:pPr>
+      <w:r>
+        <w:t xml:space="preserve">주 분석 입력(450자)보다 초록 전체를 줄 때 연구자와의 일치가 더 높았으므로(표본 50편), 초록 길이가 분류 품질에 영향을 줄 수 있다. 초록 전체 기준 분야별 비율은 표 1의 범위에 이미 포함되어 있다.</w:t>
       </w:r>
     </w:p>
     <w:p>
@@ -1921,10 +1920,9 @@
           <w:ilvl w:val="0"/>
           <w:numId w:val="1002"/>
         </w:numPr>
-        <w:pStyle w:val="Compact"/>
-      </w:pPr>
-      <w:r>
-        <w:t xml:space="preserve">제목·초록 기반 분류이므로 본문 논거와 다를 수 있다.</w:t>
+      </w:pPr>
+      <w:r>
+        <w:t xml:space="preserve">사람 기준과의 타당도는 단일 코더 50편에서 κ=0.67(구간 0.50–0.82)로 확인되었으나 표본이 작고 구간 하한이 낮다.</w:t>
       </w:r>
     </w:p>
     <w:p>
@@ -1933,7 +1931,17 @@
           <w:ilvl w:val="0"/>
           <w:numId w:val="1002"/>
         </w:numPr>
-        <w:pStyle w:val="Compact"/>
+      </w:pPr>
+      <w:r>
+        <w:t xml:space="preserve">제목·초록 기반 분류이므로 본문 논거와 다를 수 있다.</w:t>
+      </w:r>
+    </w:p>
+    <w:p>
+      <w:pPr>
+        <w:numPr>
+          <w:ilvl w:val="0"/>
+          <w:numId w:val="1002"/>
+        </w:numPr>
       </w:pPr>
       <w:r>
         <w:t xml:space="preserve">분야 구분은 KCI 중분류 기준이며, 한 논문이 복수 분야에 걸치는 경우 첫 분류만 사용했다. [확인: 분야 지정 규칙]</w:t>

--- a/manuscript_paper2_인문사회과학연구.docx
+++ b/manuscript_paper2_인문사회과학연구.docx
@@ -472,7 +472,7 @@
         <w:t xml:space="preserve">[확인: 모델 식별자]</w:t>
       </w:r>
       <w:r>
-        <w:t xml:space="preserve">. 연구자가 직접 확정한 라벨이 있는 10편은 분석값이 아니라 타당화 참고에만 사용하였다.</w:t>
+        <w:t xml:space="preserve">. 186편 중 10편은 선행 연구 과정에서 연구자가 직접 확정한 라벨이 있어 1차 분류값에 연구자 라벨을 그대로 사용하였고(나머지 176편은 LLM 분류), 반복·변형 분류는 186편 전체를 LLM이 분류하였다. 이 10편과 LLM 재분류의 일치는 타당화 참고로도 보고한다.</w:t>
       </w:r>
     </w:p>
     <w:bookmarkEnd w:id="29"/>
@@ -526,7 +526,7 @@
         <w:pStyle w:val="FirstParagraph"/>
       </w:pPr>
       <w:r>
-        <w:t xml:space="preserve">프레임 분류의 분석 도구로 대규모 언어모델(LLM)을 사용하였다. 분류 결과는 연구자의 재검토를 거치지 않은 자동 분류값이며, 연구자와의 일치도는 연구자가 직접 확정한 10편에 한해 제시하였다. 또한 원고 작성에 LLM의 도움을 받았다.</w:t>
+        <w:t xml:space="preserve">프레임 분류의 분석 도구로 대규모 언어모델(LLM)을 사용하였다. 1차 분류값 186편 중 176편은 연구자의 재검토를 거치지 않은 자동 분류값이고 10편은 연구자 확정 라벨이다. LLM 분류의 타당화는 연구자가 LLM 라벨을 보지 않고 독립 코딩한 50편으로 수행하였다. 또한 원고 작성에 LLM의 도움을 받았다.</w:t>
       </w:r>
       <w:r>
         <w:t xml:space="preserve"> </w:t>
@@ -1450,7 +1450,7 @@
         <w:t xml:space="preserve"> </w:t>
       </w:r>
       <w:r>
-        <w:t xml:space="preserve">정치외교학(73%), 지역학(72%), 군사학(86%), 정책학(91%)에서 현실 프레임이 70% 안팎 이상이다. 이 네 분야를 합친 계열(정치외교·군사·지역, n=69)에서는 현실 75%(67–78), 자유 10%(7–10), 구성 14%(13–16)이다.</w:t>
+        <w:t xml:space="preserve">정치외교학(73%), 지역학(72%), 군사학(86%), 정책학(91%)에서 현실 프레임이 70% 안팎 이상이다. 이 가운데 정치외교·군사·지역 세 분야를 합친 계열(n=69)에서는 현실 75%(67–78), 자유 10%(7–10), 구성 14%(13–16)이다.</w:t>
       </w:r>
     </w:p>
     <w:p>

--- a/manuscript_paper2_인문사회과학연구.docx
+++ b/manuscript_paper2_인문사회과학연구.docx
@@ -366,7 +366,7 @@
         <w:t xml:space="preserve">[확인: 학술DB 직접 검색 필요]</w:t>
       </w:r>
       <w:r>
-        <w:t xml:space="preserve">. 또한 이론 기반 프레임 분류에 LLM을 쓸 때 그 결과가 분류 설정에 얼마나 민감한지를 함께 보고한 연구도 확인하지 못했다</w:t>
+        <w:t xml:space="preserve">. 한편 LLM을 텍스트 주석 도구로 쓰는 연구는 프레임 탐지를 포함한 과제에서 인간 주석자와 견줄 만한 정확도와 일치도를 보고해 왔고(Gilardi et al., 2023; Ziems et al., 2024), 다른 한편으로는 프롬프트 문구를 조금 바꾸거나 같은 입력을 반복해도 출력이 달라질 수 있으므로 인간 라벨에 의한 검증이 필요하다고 경고한다(Reiss, 2023). 다만 이 연구들은 주로 영어 소셜미디어 텍스트를 대상으로 하며, 한국어 학술논문에서 이론 기반 프레임을 분류하면서 그 결과가 분류 설정과 사람 코딩에 얼마나 견고한지를 함께 보고한 연구는 확인하지 못했다</w:t>
       </w:r>
       <w:r>
         <w:t xml:space="preserve"> </w:t>
@@ -375,7 +375,7 @@
         <w:rPr>
           <w:rStyle w:val="VerbatimChar"/>
         </w:rPr>
-        <w:t xml:space="preserve">[확인: LLM 기반 내용분석 선행 연구 검토 보강]</w:t>
+        <w:t xml:space="preserve">[확인: 학술DB 직접 검색 필요]</w:t>
       </w:r>
       <w:r>
         <w:t xml:space="preserve">. 본 연구는 이 두 공백을 다룬다. 학문분야는 문제를 보는 훈련과 규범이 다르므로 같은 소재라도 다른 프레임을 택할 것이라는 기대가 있으나, 이를 검증한 근거는 확인되지 않았으므로 본 연구는 탐색적 비교로 수행한다. 따라서 가설 검정 대신 분야별 분포와 그 안정성을 기술한다.</w:t>
@@ -2271,6 +2271,39 @@
         </w:numPr>
       </w:pPr>
       <w:r>
+        <w:t xml:space="preserve">Gilardi, F., Alizadeh, M., &amp; Kubli, M. (2023). ChatGPT outperforms crowd workers for text-annotation tasks.</w:t>
+      </w:r>
+      <w:r>
+        <w:t xml:space="preserve"> </w:t>
+      </w:r>
+      <w:r>
+        <w:rPr>
+          <w:iCs/>
+          <w:i/>
+        </w:rPr>
+        <w:t xml:space="preserve">Proceedings of the National Academy of Sciences</w:t>
+      </w:r>
+      <w:r>
+        <w:t xml:space="preserve">, 120(30), e2305016120. https://doi.org/10.1073/pnas.2305016120</w:t>
+      </w:r>
+      <w:r>
+        <w:t xml:space="preserve"> </w:t>
+      </w:r>
+      <w:r>
+        <w:rPr>
+          <w:rStyle w:val="VerbatimChar"/>
+        </w:rPr>
+        <w:t xml:space="preserve">[확인: 서지 원문 대조]</w:t>
+      </w:r>
+    </w:p>
+    <w:p>
+      <w:pPr>
+        <w:numPr>
+          <w:ilvl w:val="0"/>
+          <w:numId w:val="1005"/>
+        </w:numPr>
+      </w:pPr>
+      <w:r>
         <w:t xml:space="preserve">Hagendorff, T. (2020). The ethics of AI ethics: An evaluation of guidelines.</w:t>
       </w:r>
       <w:r>
@@ -2400,6 +2433,39 @@
         </w:numPr>
       </w:pPr>
       <w:r>
+        <w:t xml:space="preserve">Reiss, M. V. (2023).</w:t>
+      </w:r>
+      <w:r>
+        <w:t xml:space="preserve"> </w:t>
+      </w:r>
+      <w:r>
+        <w:rPr>
+          <w:iCs/>
+          <w:i/>
+        </w:rPr>
+        <w:t xml:space="preserve">Testing the reliability of ChatGPT for text annotation and classification: A cautionary remark</w:t>
+      </w:r>
+      <w:r>
+        <w:t xml:space="preserve">. arXiv:2304.11085.</w:t>
+      </w:r>
+      <w:r>
+        <w:t xml:space="preserve"> </w:t>
+      </w:r>
+      <w:r>
+        <w:rPr>
+          <w:rStyle w:val="VerbatimChar"/>
+        </w:rPr>
+        <w:t xml:space="preserve">[확인: 프리프린트, 게재본 여부]</w:t>
+      </w:r>
+    </w:p>
+    <w:p>
+      <w:pPr>
+        <w:numPr>
+          <w:ilvl w:val="0"/>
+          <w:numId w:val="1005"/>
+        </w:numPr>
+      </w:pPr>
+      <w:r>
         <w:t xml:space="preserve">Roberts, H., Cowls, J., Morley, J., Taddeo, M., Wang, V., &amp; Floridi, L. (2021). The Chinese approach to artificial intelligence: An analysis of policy, ethics, and regulation.</w:t>
       </w:r>
       <w:r>
@@ -2438,6 +2504,39 @@
       </w:r>
       <w:r>
         <w:t xml:space="preserve">, 2(2), 303–314. https://doi.org/10.1007/s43681-021-00083-y</w:t>
+      </w:r>
+    </w:p>
+    <w:p>
+      <w:pPr>
+        <w:numPr>
+          <w:ilvl w:val="0"/>
+          <w:numId w:val="1005"/>
+        </w:numPr>
+      </w:pPr>
+      <w:r>
+        <w:t xml:space="preserve">Ziems, C., Held, W., Shaikh, O., Chen, J., Zhang, Z., &amp; Yang, D. (2024). Can large language models transform computational social science?</w:t>
+      </w:r>
+      <w:r>
+        <w:t xml:space="preserve"> </w:t>
+      </w:r>
+      <w:r>
+        <w:rPr>
+          <w:iCs/>
+          <w:i/>
+        </w:rPr>
+        <w:t xml:space="preserve">Computational Linguistics</w:t>
+      </w:r>
+      <w:r>
+        <w:t xml:space="preserve">, 50(1), 237–291. https://doi.org/10.1162/coli_a_00502</w:t>
+      </w:r>
+      <w:r>
+        <w:t xml:space="preserve"> </w:t>
+      </w:r>
+      <w:r>
+        <w:rPr>
+          <w:rStyle w:val="VerbatimChar"/>
+        </w:rPr>
+        <w:t xml:space="preserve">[확인: 서지 원문 대조]</w:t>
       </w:r>
     </w:p>
     <w:bookmarkEnd w:id="46"/>

--- a/manuscript_paper2_인문사회과학연구.docx
+++ b/manuscript_paper2_인문사회과학연구.docx
@@ -143,7 +143,7 @@
         <w:t xml:space="preserve"> </w:t>
       </w:r>
       <w:r>
-        <w:t xml:space="preserve">토픽으로 분류된 KCI 학술논문 186편을 전수 대상으로, 학문분야에 따라 국제정치이론 프레임(현실주의·자유주의·구성주의)이 어떻게 달라지는지 비교하였다. 프레임 판정에는 사람 코더 대신 대규모 언어모델(LLM)을 분류 도구로 사용하는 자동 내용분석을 적용하고, 반복 분류와 두 가지 프롬프트 변형으로 안정성을 점검하였다. 분석 결과 같은 토픽이라도 분야에 따라 접근이 뚜렷이 달랐다. 정치외교학(73%)·지역학(72%)·군사학(86%)·정책학(91%)은 현실주의 프레임이 우세한 반면, 법학은 제도·규범을 강조하는 자유주의 프레임이 가장 많았고(46%) 현실주의는 29%에 그쳤다. 교육학은 대부분(90%) 어느 프레임에도 해당하지 않았다. 분야와 프레임의 연관 강도는 Cramér’s V=0.39였다. 이러한 큰 방향은 분류 설정과 무관하게 유지되었으나 분야별 세부 비율, 특히 구성주의 비중은 설정에 민감하였다. 반복 분류의 일치도는 κ=0.81, 정의문 변경 시 κ=0.72였고 연구자의 독립 코딩과의 일치는 중등도에서 상당한 수준(κ=0.67)이었다. 본 연구는 AI 거버넌스 담론이 분야별로 다른 문제틀 위에서 전개됨을 보이고, LLM 기반 프레임 분류의 가능성과 한계를 함께 제시한다.</w:t>
+        <w:t xml:space="preserve">토픽으로 분류된 KCI 학술논문 186편을 전수 대상으로, 학문분야에 따라 국제정치이론 프레임(현실주의·자유주의·구성주의)이 어떻게 달라지는지 비교하였다. 프레임 판정에는 사람 코더 대신 대규모 언어모델(LLM)을 분류 도구로 사용하는 자동 내용분석을 적용하고, 반복 분류와 두 가지 프롬프트 변형으로 안정성을 점검하였다. 분석 결과 같은 토픽이라도 분야에 따라 접근이 뚜렷이 달랐다. 정치외교학(73%)·지역학(74%)·군사학(86%)·정책학(92%)은 현실주의 프레임이 우세한 반면, 법학은 제도·규범을 강조하는 자유주의 프레임이 가장 많았고(46%) 현실주의는 29%에 그쳤다. 교육학은 대부분(90%) 어느 프레임에도 해당하지 않았다. 분야와 프레임의 연관 강도는 Cramér’s V=0.40이었다. 이러한 큰 방향은 분류 설정과 무관하게 유지되었으나 분야별 세부 비율, 특히 구성주의 비중은 설정에 민감하였다. 반복 분류의 일치도는 κ=0.81, 정의문 변경 시 κ=0.72였고 연구자의 독립 코딩과의 일치는 중등도에서 상당한 수준(κ=0.67)이었다. 본 연구는 AI 거버넌스 담론이 분야별로 다른 문제틀 위에서 전개됨을 보이고, LLM 기반 프레임 분류의 가능성과 한계를 함께 제시한다.</w:t>
       </w:r>
     </w:p>
     <w:p>
@@ -194,7 +194,7 @@
         <w:t xml:space="preserve"> </w:t>
       </w:r>
       <w:r>
-        <w:t xml:space="preserve">topic of AI governance, this study compares how academic disciplines frame the same issue through realist, liberal, and constructivist perspectives. Frames were coded by a large language model (LLM) as an automated content-analysis tool, and stability was checked by a blind repeat and two prompt variations. Disciplines differed markedly: realism dominated political science/diplomacy (73%), area studies (72%), military studies (86%), and policy studies (91%), while law favored a liberal, rules-and-institutions frame (46%) over realism (29%); most education papers (90%) fit none of the frames. Association between discipline and frame was moderate (Cramér’s V = 0.39). The broad pattern held across all classification settings, but disciplinary percentages, particularly for constructivism, were sensitive to prompt wording (repeat κ = 0.81; reworded definitions κ = 0.72), and agreement with the researcher’s independent coding of 50 papers was substantial (κ = 0.67). The study shows that AI governance discourse is built on different problem frames across disciplines and reports both the promise and limits of LLM-based frame classification.</w:t>
+        <w:t xml:space="preserve">topic of AI governance, this study compares how academic disciplines frame the same issue through realist, liberal, and constructivist perspectives. Frames were coded by a large language model (LLM) as an automated content-analysis tool, and stability was checked by a blind repeat and two prompt variations. Disciplines differed markedly: realism dominated political science/diplomacy (73%), area studies (74%), military studies (86%), and policy studies (92%), while law favored a liberal, rules-and-institutions frame (46%) over realism (29%); most education papers (90%) fit none of the frames. Association between discipline and frame was moderate (Cramér’s V = 0.40). The broad pattern held across all classification settings, but disciplinary percentages, particularly for constructivism, were sensitive to prompt wording (repeat κ = 0.81; reworded definitions κ = 0.72), and agreement with the researcher’s independent coding of 50 papers was substantial (κ = 0.67). The study shows that AI governance discourse is built on different problem frames across disciplines and reports both the promise and limits of LLM-based frame classification.</w:t>
       </w:r>
     </w:p>
     <w:p>
@@ -433,16 +433,7 @@
         <w:t xml:space="preserve">[확인: 선행 연구와의 관계 명시]</w:t>
       </w:r>
       <w:r>
-        <w:t xml:space="preserve">. 학문분야는 KCI 연구분야 중분류를 사용하며, 10편 미만 분야는 ’기타’로 묶었다.</w:t>
-      </w:r>
-      <w:r>
-        <w:t xml:space="preserve"> </w:t>
-      </w:r>
-      <w:r>
-        <w:rPr>
-          <w:rStyle w:val="VerbatimChar"/>
-        </w:rPr>
-        <w:t xml:space="preserve">[확인: 복수 분야 논문의 분야 지정 규칙]</w:t>
+        <w:t xml:space="preserve">. 학문분야는 KCI가 논문별로 부여한 단일 연구분야 경로(대분류 &gt; 중분류 &gt; 소분류)의 중분류(두 번째 단계)를 사용하였다. 186편 모두 하나의 경로만 갖고 있어 복수 분야 논문은 없었다. 경로가 중분류 한 단계로만 기재된 3편(정책학 1, 지역학 2)은 그 이름을 중분류로 보았다. 10편 미만 분야는 ’기타’로 묶었다.</w:t>
       </w:r>
     </w:p>
     <w:bookmarkEnd w:id="28"/>
@@ -581,7 +572,7 @@
         <w:pStyle w:val="FirstParagraph"/>
       </w:pPr>
       <w:r>
-        <w:t xml:space="preserve">표 1은 중분류 분야별 프레임 비율(1차 분류, %)과 네 가지 설정에서의 범위이다. 10편 미만 분야는 ’기타’로 묶었다(n=34).</w:t>
+        <w:t xml:space="preserve">표 1은 중분류 분야별 프레임 비율(1차 분류, %)과 네 가지 설정에서의 범위이다. 10편 미만 분야는 ’기타’로 묶었다(n=31).</w:t>
       </w:r>
     </w:p>
     <w:tbl>
@@ -771,55 +762,55 @@
               <w:jc w:val="left"/>
             </w:pPr>
             <w:r>
-              <w:t xml:space="preserve">25</w:t>
-            </w:r>
-          </w:p>
-        </w:tc>
-        <w:tc>
-          <w:tcPr/>
-          <w:p>
-            <w:pPr>
-              <w:pStyle w:val="Compact"/>
-              <w:jc w:val="left"/>
-            </w:pPr>
-            <w:r>
-              <w:t xml:space="preserve">72 (64–76)</w:t>
-            </w:r>
-          </w:p>
-        </w:tc>
-        <w:tc>
-          <w:tcPr/>
-          <w:p>
-            <w:pPr>
-              <w:pStyle w:val="Compact"/>
-              <w:jc w:val="left"/>
-            </w:pPr>
-            <w:r>
-              <w:t xml:space="preserve">16 (12–16)</w:t>
-            </w:r>
-          </w:p>
-        </w:tc>
-        <w:tc>
-          <w:tcPr/>
-          <w:p>
-            <w:pPr>
-              <w:pStyle w:val="Compact"/>
-              <w:jc w:val="left"/>
-            </w:pPr>
-            <w:r>
-              <w:t xml:space="preserve">12 (8–12)</w:t>
-            </w:r>
-          </w:p>
-        </w:tc>
-        <w:tc>
-          <w:tcPr/>
-          <w:p>
-            <w:pPr>
-              <w:pStyle w:val="Compact"/>
-              <w:jc w:val="left"/>
-            </w:pPr>
-            <w:r>
-              <w:t xml:space="preserve">0 (0–12)</w:t>
+              <w:t xml:space="preserve">27</w:t>
+            </w:r>
+          </w:p>
+        </w:tc>
+        <w:tc>
+          <w:tcPr/>
+          <w:p>
+            <w:pPr>
+              <w:pStyle w:val="Compact"/>
+              <w:jc w:val="left"/>
+            </w:pPr>
+            <w:r>
+              <w:t xml:space="preserve">74 (67–78)</w:t>
+            </w:r>
+          </w:p>
+        </w:tc>
+        <w:tc>
+          <w:tcPr/>
+          <w:p>
+            <w:pPr>
+              <w:pStyle w:val="Compact"/>
+              <w:jc w:val="left"/>
+            </w:pPr>
+            <w:r>
+              <w:t xml:space="preserve">15 (11–15)</w:t>
+            </w:r>
+          </w:p>
+        </w:tc>
+        <w:tc>
+          <w:tcPr/>
+          <w:p>
+            <w:pPr>
+              <w:pStyle w:val="Compact"/>
+              <w:jc w:val="left"/>
+            </w:pPr>
+            <w:r>
+              <w:t xml:space="preserve">11 (7–11)</w:t>
+            </w:r>
+          </w:p>
+        </w:tc>
+        <w:tc>
+          <w:tcPr/>
+          <w:p>
+            <w:pPr>
+              <w:pStyle w:val="Compact"/>
+              <w:jc w:val="left"/>
+            </w:pPr>
+            <w:r>
+              <w:t xml:space="preserve">0 (0–11)</w:t>
             </w:r>
           </w:p>
         </w:tc>
@@ -1141,19 +1132,19 @@
               <w:jc w:val="left"/>
             </w:pPr>
             <w:r>
-              <w:t xml:space="preserve">11</w:t>
-            </w:r>
-          </w:p>
-        </w:tc>
-        <w:tc>
-          <w:tcPr/>
-          <w:p>
-            <w:pPr>
-              <w:pStyle w:val="Compact"/>
-              <w:jc w:val="left"/>
-            </w:pPr>
-            <w:r>
-              <w:t xml:space="preserve">91 (64–91)</w:t>
+              <w:t xml:space="preserve">12</w:t>
+            </w:r>
+          </w:p>
+        </w:tc>
+        <w:tc>
+          <w:tcPr/>
+          <w:p>
+            <w:pPr>
+              <w:pStyle w:val="Compact"/>
+              <w:jc w:val="left"/>
+            </w:pPr>
+            <w:r>
+              <w:t xml:space="preserve">92 (67–92)</w:t>
             </w:r>
           </w:p>
         </w:tc>
@@ -1177,19 +1168,19 @@
               <w:jc w:val="left"/>
             </w:pPr>
             <w:r>
-              <w:t xml:space="preserve">9 (0–9)</w:t>
-            </w:r>
-          </w:p>
-        </w:tc>
-        <w:tc>
-          <w:tcPr/>
-          <w:p>
-            <w:pPr>
-              <w:pStyle w:val="Compact"/>
-              <w:jc w:val="left"/>
-            </w:pPr>
-            <w:r>
-              <w:t xml:space="preserve">0 (0–27)</w:t>
+              <w:t xml:space="preserve">8 (0–8)</w:t>
+            </w:r>
+          </w:p>
+        </w:tc>
+        <w:tc>
+          <w:tcPr/>
+          <w:p>
+            <w:pPr>
+              <w:pStyle w:val="Compact"/>
+              <w:jc w:val="left"/>
+            </w:pPr>
+            <w:r>
+              <w:t xml:space="preserve">0 (0–25)</w:t>
             </w:r>
           </w:p>
         </w:tc>
@@ -1363,55 +1354,55 @@
               <w:jc w:val="left"/>
             </w:pPr>
             <w:r>
-              <w:t xml:space="preserve">34</w:t>
-            </w:r>
-          </w:p>
-        </w:tc>
-        <w:tc>
-          <w:tcPr/>
-          <w:p>
-            <w:pPr>
-              <w:pStyle w:val="Compact"/>
-              <w:jc w:val="left"/>
-            </w:pPr>
-            <w:r>
-              <w:t xml:space="preserve">47 (47–59)</w:t>
-            </w:r>
-          </w:p>
-        </w:tc>
-        <w:tc>
-          <w:tcPr/>
-          <w:p>
-            <w:pPr>
-              <w:pStyle w:val="Compact"/>
-              <w:jc w:val="left"/>
-            </w:pPr>
-            <w:r>
-              <w:t xml:space="preserve">18 (18–18)</w:t>
-            </w:r>
-          </w:p>
-        </w:tc>
-        <w:tc>
-          <w:tcPr/>
-          <w:p>
-            <w:pPr>
-              <w:pStyle w:val="Compact"/>
-              <w:jc w:val="left"/>
-            </w:pPr>
-            <w:r>
-              <w:t xml:space="preserve">15 (12–15)</w:t>
-            </w:r>
-          </w:p>
-        </w:tc>
-        <w:tc>
-          <w:tcPr/>
-          <w:p>
-            <w:pPr>
-              <w:pStyle w:val="Compact"/>
-              <w:jc w:val="left"/>
-            </w:pPr>
-            <w:r>
-              <w:t xml:space="preserve">21 (12–24)</w:t>
+              <w:t xml:space="preserve">31</w:t>
+            </w:r>
+          </w:p>
+        </w:tc>
+        <w:tc>
+          <w:tcPr/>
+          <w:p>
+            <w:pPr>
+              <w:pStyle w:val="Compact"/>
+              <w:jc w:val="left"/>
+            </w:pPr>
+            <w:r>
+              <w:t xml:space="preserve">42 (42–55)</w:t>
+            </w:r>
+          </w:p>
+        </w:tc>
+        <w:tc>
+          <w:tcPr/>
+          <w:p>
+            <w:pPr>
+              <w:pStyle w:val="Compact"/>
+              <w:jc w:val="left"/>
+            </w:pPr>
+            <w:r>
+              <w:t xml:space="preserve">19 (19–19)</w:t>
+            </w:r>
+          </w:p>
+        </w:tc>
+        <w:tc>
+          <w:tcPr/>
+          <w:p>
+            <w:pPr>
+              <w:pStyle w:val="Compact"/>
+              <w:jc w:val="left"/>
+            </w:pPr>
+            <w:r>
+              <w:t xml:space="preserve">16 (13–16)</w:t>
+            </w:r>
+          </w:p>
+        </w:tc>
+        <w:tc>
+          <w:tcPr/>
+          <w:p>
+            <w:pPr>
+              <w:pStyle w:val="Compact"/>
+              <w:jc w:val="left"/>
+            </w:pPr>
+            <w:r>
+              <w:t xml:space="preserve">23 (13–26)</w:t>
             </w:r>
           </w:p>
         </w:tc>
@@ -1422,7 +1413,7 @@
         <w:pStyle w:val="BodyText"/>
       </w:pPr>
       <w:r>
-        <w:t xml:space="preserve">분야와 프레임의 연관 강도는 Cramér’s V = 0.39(네 설정에서 0.37–0.40)로 중간 이상이다. 분야 라벨을 무작위로 섞은 5,000회 참조분포에서 관측값 이상이 나온 경우는 없었다(p&lt;0.001). 전수 자료이므로 이 값은 추론적 검정이 아니라 ’분야 구분 없이 프레임이 배정되었다고 가정할 때 이 정도 차이가 나올 가능성’을 보여주는 참조 지표로만 해석한다.</w:t>
+        <w:t xml:space="preserve">분야와 프레임의 연관 강도는 Cramér’s V = 0.40(네 설정에서 0.38–0.40)로 중간 이상이다. 분야 라벨을 무작위로 섞은 5,000회 참조분포에서 관측값 이상이 나온 경우는 없었다(p&lt;0.001). 전수 자료이므로 이 값은 추론적 검정이 아니라 ’분야 구분 없이 프레임이 배정되었다고 가정할 때 이 정도 차이가 나올 가능성’을 보여주는 참조 지표로만 해석한다.</w:t>
       </w:r>
     </w:p>
     <w:bookmarkEnd w:id="35"/>
@@ -1450,7 +1441,7 @@
         <w:t xml:space="preserve"> </w:t>
       </w:r>
       <w:r>
-        <w:t xml:space="preserve">정치외교학(73%), 지역학(72%), 군사학(86%), 정책학(91%)에서 현실 프레임이 70% 안팎 이상이다. 이 가운데 정치외교·군사·지역 세 분야를 합친 계열(n=69)에서는 현실 75%(67–78), 자유 10%(7–10), 구성 14%(13–16)이다.</w:t>
+        <w:t xml:space="preserve">정치외교학(73%), 지역학(74%), 군사학(86%), 정책학(92%)에서 현실 프레임이 70% 안팎 이상이다. 이 가운데 정치외교·군사·지역 세 분야를 합친 계열(n=71)에서는 현실 76%(68–79), 자유 10%(7–10), 구성 14%(13–15)이다.</w:t>
       </w:r>
     </w:p>
     <w:p>
@@ -1556,7 +1547,7 @@
         <w:pStyle w:val="Compact"/>
       </w:pPr>
       <w:r>
-        <w:t xml:space="preserve">반면 군사학(현실 86→57), 정책학(91→64), 경영학(현실 27→47), 법학의 자유(33–62), 구성 비율 전반은 설정에 따라 크게 움직인다. 이들의 절대 수치는 점추정이 아니라 범위로 해석해야 한다.</w:t>
+        <w:t xml:space="preserve">반면 군사학(현실 86→57), 정책학(92→67), 경영학(현실 27→47), 법학의 자유(33–62), 구성 비율 전반은 설정에 따라 크게 움직인다. 이들의 절대 수치는 점추정이 아니라 범위로 해석해야 한다.</w:t>
       </w:r>
     </w:p>
     <w:p>
@@ -1568,7 +1559,7 @@
         <w:pStyle w:val="Compact"/>
       </w:pPr>
       <w:r>
-        <w:t xml:space="preserve">분야별 반복 분류 일치율은 정치외교 0.93, 군사 0.93, 지역 0.88, 법학 0.83, 경영 0.67로, 일치율이 낮은 분야일수록 위 범위가 넓다.</w:t>
+        <w:t xml:space="preserve">분야별 반복 분류 일치율은 정치외교 0.93, 군사 0.93, 지역 0.89, 법학 0.83, 경영 0.67로, 일치율이 낮은 분야일수록 위 범위가 넓다.</w:t>
       </w:r>
     </w:p>
     <w:bookmarkEnd w:id="37"/>
@@ -1944,7 +1935,7 @@
         </w:numPr>
       </w:pPr>
       <w:r>
-        <w:t xml:space="preserve">분야 구분은 KCI 중분류 기준이며, 한 논문이 복수 분야에 걸치는 경우 첫 분류만 사용했다. [확인: 분야 지정 규칙]</w:t>
+        <w:t xml:space="preserve">분야 구분은 KCI가 학술지·논문에 부여한 중분류 기준이며, 논문의 실제 내용 분야와 다를 수 있다.</w:t>
       </w:r>
     </w:p>
     <w:bookmarkEnd w:id="39"/>

--- a/manuscript_paper2_인문사회과학연구.docx
+++ b/manuscript_paper2_인문사회과학연구.docx
@@ -460,10 +460,10 @@
         <w:rPr>
           <w:rStyle w:val="VerbatimChar"/>
         </w:rPr>
-        <w:t xml:space="preserve">[확인: 모델 식별자]</w:t>
-      </w:r>
-      <w:r>
-        <w:t xml:space="preserve">. 186편 중 10편은 선행 연구 과정에서 연구자가 직접 확정한 라벨이 있어 1차 분류값에 연구자 라벨을 그대로 사용하였고(나머지 176편은 LLM 분류), 반복·변형 분류는 186편 전체를 LLM이 분류하였다. 이 10편과 LLM 재분류의 일치는 타당화 참고로도 보고한다.</w:t>
+        <w:t xml:space="preserve">[확인: 1차 분류 시점의 모델 식별자 기록 불충분, 부록 A 참조]</w:t>
+      </w:r>
+      <w:r>
+        <w:t xml:space="preserve">. 코드북은 입력으로 논문명과 초록만 규정하나 본 분류에서는 키워드를 함께 제공하였다(부록 F). 186편 중 10편은 선행 연구 과정에서 연구자가 직접 확정한 라벨이 있어 1차 분류값에 연구자 라벨을 그대로 사용하였고(나머지 176편은 LLM 분류), 반복·변형 분류는 186편 전체를 LLM이 분류하였다. 이 10편과 LLM 재분류의 일치는 타당화 참고로도 보고한다.</w:t>
       </w:r>
     </w:p>
     <w:bookmarkEnd w:id="29"/>

--- a/manuscript_paper2_인문사회과학연구.docx
+++ b/manuscript_paper2_인문사회과학연구.docx
@@ -93,7 +93,7 @@
         <w:pStyle w:val="BlockText"/>
       </w:pPr>
       <w:r>
-        <w:t xml:space="preserve">『인문사회과학연구』(국제인문사회연구학회, KCI 등재후보) 투고 후보용 편집본. 투고규정은 확인하지 못해 일반 KCI 양식(APA식 인용)을 적용했다. 논문 1(뉴스·학계 비교)과 코퍼스가 겹치므로 투고 시 관계를 명시해야 한다.</w:t>
+        <w:t xml:space="preserve">『인문사회과학연구』(국제인문사회연구학회, KCI 등재후보) 투고 후보용 편집본. 투고규정은 확인하지 못해 일반 KCI 양식(APA식 인용)을 적용했다. 논문 1(뉴스·학계 비교, 투고 준비 중)과 코퍼스가 겹치므로 투고 시 관계를 명시해야 한다.</w:t>
       </w:r>
       <w:r>
         <w:t xml:space="preserve"> </w:t>
@@ -244,7 +244,7 @@
         <w:pStyle w:val="BodyText"/>
       </w:pPr>
       <w:r>
-        <w:t xml:space="preserve">필자의 선행 연구는 2019년 5월부터 2026년 9월까지 한국 언론과 학계의 AI 글로벌 거버넌스 담론을 토픽모형과 국제정치이론 프레임으로 비교하였다. 그 연구에서 국가 전략·미중 경쟁 토픽은 뉴스의 대부분을 차지했고, 학술논문에서도 가장 큰 토픽 가운데 하나였다</w:t>
+        <w:t xml:space="preserve">필자의 별도 원고(투고 준비 중, 이하 별도 원고)는 2019년 5월부터 2026년 9월까지 한국 언론과 학계의 AI 글로벌 거버넌스 담론을 토픽모형과 국제정치이론 프레임으로 비교하였다. 그 원고에서 국가 전략·미중 경쟁 토픽은 뉴스의 대부분을 차지했고, 학술논문에서도 가장 큰 토픽 가운데 하나였다. 별도 원고는 아직 공개되지 않았으므로 본 연구는 그 결과에 의존하지 않고, 같은 코퍼스와 토픽모형에서 도출한 T1 논문 186편을 새로운 질문(분야 간 비교)과 새로운 방법(LLM 분류의 안정성·타당화)으로 분석한다</w:t>
       </w:r>
       <w:r>
         <w:t xml:space="preserve"> </w:t>
@@ -253,7 +253,7 @@
         <w:rPr>
           <w:rStyle w:val="VerbatimChar"/>
         </w:rPr>
-        <w:t xml:space="preserve">[확인: 선행 연구 서지·수치]</w:t>
+        <w:t xml:space="preserve">[확인: 투고 시 저자 익명화 규정에 따라 '별도 원고'를 가리는 표기로 수정]</w:t>
       </w:r>
       <w:r>
         <w:t xml:space="preserve">. 본 연구는 이 토픽에 속한 학술논문 186편 전체를 대상으로, 같은 소재 안에서 학문분야에 따라 프레임이 어떻게 달라지는지를 비교한다. 소재를 고정함으로써 분야 간 차이가 주제 선택이 아닌 문제 규정 방식의 차이임을 드러내려는 것이다.</w:t>
@@ -421,19 +421,7 @@
         <w:t xml:space="preserve">’</w:t>
       </w:r>
       <w:r>
-        <w:t xml:space="preserve">(T1) 토픽에 가장 높은 비중으로 배정된 논문 186편 전체이다. 표집 없이 전수를 분석하므로 보고하는 비율은 표본추정치가 아니라 이 코퍼스의 모수이다. 다만 코퍼스는 검색·수집 범위와 토픽 배정 규칙에 의존하므로 일반화 범위는 이 코퍼스로 한정한다. 코퍼스와 토픽모형은 선행 연구와 같은 것이다</w:t>
-      </w:r>
-      <w:r>
-        <w:t xml:space="preserve"> </w:t>
-      </w:r>
-      <w:r>
-        <w:rPr>
-          <w:rStyle w:val="VerbatimChar"/>
-        </w:rPr>
-        <w:t xml:space="preserve">[확인: 선행 연구와의 관계 명시]</w:t>
-      </w:r>
-      <w:r>
-        <w:t xml:space="preserve">. 학문분야는 KCI가 논문별로 부여한 단일 연구분야 경로(대분류 &gt; 중분류 &gt; 소분류)의 중분류(두 번째 단계)를 사용하였다. 186편 모두 하나의 경로만 갖고 있어 복수 분야 논문은 없었다. 경로가 중분류 한 단계로만 기재된 3편(정책학 1, 지역학 2)은 그 이름을 중분류로 보았다. 10편 미만 분야는 ’기타’로 묶었다.</w:t>
+        <w:t xml:space="preserve">(T1) 토픽에 가장 높은 비중으로 배정된 논문 186편 전체이다. 표집 없이 전수를 분석하므로 보고하는 비율은 표본추정치가 아니라 이 코퍼스의 모수이다. 다만 코퍼스는 검색·수집 범위와 토픽 배정 규칙에 의존하므로 일반화 범위는 이 코퍼스로 한정한다. 코퍼스와 토픽모형은 필자의 별도 원고(투고 준비 중)와 같은 것이며, 별도 원고의 프레임 코딩 표본 가운데 T1에 속한 10편의 연구자 라벨이 본 연구의 1차 분류값에 포함되어 있다. 두 원고는 연구 질문(뉴스·학계 비교 대 학계 내 분야 비교)과 분석 단위, 방법(표집·가중 추정 대 전수·LLM 분류)이 다르다. 학문분야는 KCI가 논문별로 부여한 단일 연구분야 경로(대분류 &gt; 중분류 &gt; 소분류)의 중분류(두 번째 단계)를 사용하였다. 186편 모두 하나의 경로만 갖고 있어 복수 분야 논문은 없었다. 경로가 중분류 한 단계로만 기재된 3편(정책학 1, 지역학 2)은 그 이름을 중분류로 보았다. 10편 미만 분야는 ’기타’로 묶었다.</w:t>
       </w:r>
     </w:p>
     <w:bookmarkEnd w:id="28"/>
@@ -1981,7 +1969,19 @@
         <w:t xml:space="preserve"> </w:t>
       </w:r>
       <w:r>
-        <w:t xml:space="preserve">토픽 안에서도 학문분야가 논거의 중심을 다르게 설정한다는 점이 확인되었다. 안보·국제정치 계열은 AI를 국가 간 경쟁과 안보의 대상으로 다루는 현실주의 문제틀을 따르고, 법학은 같은 경쟁 상황을 규제와 제도 설계의 문제로 옮겨 다룬다. 이는 AI 거버넌스 담론이 하나의 공통 논의가 아니라 분야별 문제 정의 위에서 병렬로 전개되고 있음을 시사한다. 논문 1이 보인 뉴스와 학계의 프레임 차이(학계는 구성·자유 비중이 높다)는 학계 내부의 이질성이 부분적 원인일 수 있다는 해석의 단서도 제공한다. 다만 두 연구의 대상과 방법이 다르므로 직접 비교는 하지 않았다.</w:t>
+        <w:t xml:space="preserve">토픽 안에서도 학문분야가 논거의 중심을 다르게 설정한다는 점이 확인되었다. 안보·국제정치 계열은 AI를 국가 간 경쟁과 안보의 대상으로 다루는 현실주의 문제틀을 따르고, 법학은 같은 경쟁 상황을 규제와 제도 설계의 문제로 옮겨 다룬다. 이는 AI 거버넌스 담론이 하나의 공통 논의가 아니라 분야별 문제 정의 위에서 병렬로 전개되고 있음을 시사한다. 필자의 별도 원고(투고 준비 중)에서 확인한 뉴스와 학계의 프레임 차이는 학계 내부의 이질성이 부분적 원인일 수 있다는 해석의 단서도 제공하나, 두 연구의 대상과 방법이 다르므로 직접 비교는 하지 않았다</w:t>
+      </w:r>
+      <w:r>
+        <w:t xml:space="preserve"> </w:t>
+      </w:r>
+      <w:r>
+        <w:rPr>
+          <w:rStyle w:val="VerbatimChar"/>
+        </w:rPr>
+        <w:t xml:space="preserve">[확인: 별도 원고가 공개되기 전에는 이 문장 삭제 또는 일반화 검토]</w:t>
+      </w:r>
+      <w:r>
+        <w:t xml:space="preserve">.</w:t>
       </w:r>
     </w:p>
     <w:bookmarkEnd w:id="41"/>
